--- a/1부9화_La_vedova_del_quinto_piano.docx
+++ b/1부9화_La_vedova_del_quinto_piano.docx
@@ -467,7 +467,7 @@
           <w:color w:val="1A1A1A"/>
           <w:sz w:val="44"/>
         </w:rPr>
-        <w:t xml:space="preserve">   Ci sono mille modi, purtroppo. Vediamo quale è questo.</w:t>
+        <w:t xml:space="preserve">   Ci sono mille modi, purtroppo. Vediamo qual è questo.</w:t>
       </w:r>
     </w:p>
     <w:p>
@@ -647,7 +647,7 @@
           <w:color w:val="1A1A1A"/>
           <w:sz w:val="44"/>
         </w:rPr>
-        <w:t xml:space="preserve">   Nessun disturbo, Iolanda. Sedetevi, che vi porto qualcosa.</w:t>
+        <w:t xml:space="preserve">   Nessun disturbo, Iolanda. Siediti, che ti porto qualcosa.</w:t>
       </w:r>
     </w:p>
     <w:p>
@@ -1230,7 +1230,7 @@
           <w:color w:val="1A1A1A"/>
           <w:sz w:val="44"/>
         </w:rPr>
-        <w:t xml:space="preserve">   Trentadue mila euro. Tutti i miei risparmi.</w:t>
+        <w:t xml:space="preserve">   Trentaduemila euro. Tutti i miei risparmi.</w:t>
       </w:r>
     </w:p>
     <w:p>
@@ -1963,7 +1963,7 @@
           <w:color w:val="1A1A1A"/>
           <w:sz w:val="44"/>
         </w:rPr>
-        <w:t xml:space="preserve">   Va bene, per ora. Ma resto vicino a lei.</w:t>
+        <w:t xml:space="preserve">   Va bene, per ora. Ma la tengo d'occhio.</w:t>
       </w:r>
     </w:p>
     <w:p>
@@ -2263,7 +2263,7 @@
           <w:color w:val="1A1A1A"/>
           <w:sz w:val="44"/>
         </w:rPr>
-        <w:t xml:space="preserve">   IT rossi, poi tanti numeri, un codice banca strano.</w:t>
+        <w:t xml:space="preserve">   Inizia con IT, poi tanti numeri. Il codice banca è strano.</w:t>
       </w:r>
     </w:p>
     <w:p>
@@ -2273,7 +2273,7 @@
           <w:color w:val="808080"/>
           <w:sz w:val="36"/>
         </w:rPr>
-        <w:t>IT로 시작하고, 숫자가 많고, 은행 코드가 이상하네요.</w:t>
+        <w:t>IT로 시작하고, 숫자가 잔뜩이고요. 은행 코드가 이상하네요.</w:t>
       </w:r>
     </w:p>
     <w:p>
@@ -2876,7 +2876,7 @@
           <w:color w:val="1A1A1A"/>
           <w:sz w:val="44"/>
         </w:rPr>
-        <w:t xml:space="preserve">   Lei parla come chi ha visto questo prima.</w:t>
+        <w:t xml:space="preserve">   Lei parla come chi ha già visto cose simili.</w:t>
       </w:r>
     </w:p>
     <w:p>
@@ -3579,7 +3579,7 @@
           <w:color w:val="1A1A1A"/>
           <w:sz w:val="44"/>
         </w:rPr>
-        <w:t xml:space="preserve">   Francesco, lei domani torna anche lei?</w:t>
+        <w:t xml:space="preserve">   Francesco, domani torna anche lei?</w:t>
       </w:r>
     </w:p>
     <w:p>
@@ -3639,7 +3639,7 @@
           <w:color w:val="1A1A1A"/>
           <w:sz w:val="44"/>
         </w:rPr>
-        <w:t xml:space="preserve">   I numeri, e neanche la verità, signor Francesco.</w:t>
+        <w:t xml:space="preserve">   Né i numeri né la verità, signor Francesco.</w:t>
       </w:r>
     </w:p>
     <w:p>
@@ -3649,7 +3649,7 @@
           <w:color w:val="808080"/>
           <w:sz w:val="36"/>
         </w:rPr>
-        <w:t>숫자도요, 그리고 진실도 기다려주지 않죠, 프란체스코 씨.</w:t>
+        <w:t>숫자도, 진실도 기다려주지 않죠, 프란체스코 씨.</w:t>
       </w:r>
     </w:p>
     <w:p>
@@ -3799,7 +3799,7 @@
           <w:color w:val="808080"/>
           <w:sz w:val="36"/>
         </w:rPr>
-        <w:t>내가 데려다줄게요, 요란다, 계단이 가파르니까요.</w:t>
+        <w:t>아래까지 바래다 드릴게요, 요란다, 계단이 가파르니까요.</w:t>
       </w:r>
     </w:p>
     <w:p>
